--- a/AI-Based Cybercrime Detection and Prevention System - Project Report.docx
+++ b/AI-Based Cybercrime Detection and Prevention System - Project Report.docx
@@ -140,175 +140,6 @@
           <w:sz w:val="22"/>
         </w:rPr>
         <w:t xml:space="preserve">[ Month, Year ]</w:t>
-      </w:r>
-    </w:p>
-    <w:p>
-      <w:r>
-        <w:br w:type="page"/>
-      </w:r>
-    </w:p>
-    <w:p>
-      <w:pPr>
-        <w:keepNext/>
-        <w:spacing w:before="320"/>
-        <w:rPr>
-          <w:b/>
-          <w:color w:val="FF0000"/>
-          <w:sz w:val="30"/>
-        </w:rPr>
-      </w:pPr>
-      <w:r>
-        <w:rPr>
-          <w:b/>
-          <w:color w:val="FF0000"/>
-          <w:sz w:val="30"/>
-        </w:rPr>
-        <w:t xml:space="preserve">CERTIFICATE</w:t>
-      </w:r>
-    </w:p>
-    <w:p>
-      <w:r>
-        <w:t xml:space="preserve">This is to certify that the project report entitled “AI-Based Cybercrime Detection and Prevention System” submitted by [ Student Name ], bearing Roll No. [ Roll No. ], in partial fulfilment of the requirements for the award of the degree of [ Degree Name ], is a bona fide record of the work carried out by the student under my supervision and guidance. This report has not been submitted, in part or full, to any other university or institute for the award of any other degree or diploma.</w:t>
-      </w:r>
-    </w:p>
-    <w:p/>
-    <w:p/>
-    <w:p>
-      <w:r>
-        <w:t xml:space="preserve">Place: [ City ]</w:t>
-      </w:r>
-    </w:p>
-    <w:p>
-      <w:r>
-        <w:t xml:space="preserve">Date: [ DD/MM/YYYY ]</w:t>
-      </w:r>
-    </w:p>
-    <w:p/>
-    <w:p/>
-    <w:p>
-      <w:r>
-        <w:t xml:space="preserve">_______________________                _______________________</w:t>
-      </w:r>
-    </w:p>
-    <w:p>
-      <w:r>
-        <w:t xml:space="preserve">Signature of Guide                               Signature of Head of Department</w:t>
-      </w:r>
-    </w:p>
-    <w:p>
-      <w:r>
-        <w:t xml:space="preserve">[ Guide Name ]                                     [ HOD Name ]</w:t>
-      </w:r>
-    </w:p>
-    <w:p/>
-    <w:p/>
-    <w:p>
-      <w:r>
-        <w:t xml:space="preserve">_______________________</w:t>
-      </w:r>
-    </w:p>
-    <w:p>
-      <w:r>
-        <w:t xml:space="preserve">Signature of External Examiner</w:t>
-      </w:r>
-    </w:p>
-    <w:p>
-      <w:r>
-        <w:br w:type="page"/>
-      </w:r>
-    </w:p>
-    <w:p>
-      <w:pPr>
-        <w:keepNext/>
-        <w:spacing w:before="320"/>
-        <w:rPr>
-          <w:b/>
-          <w:color w:val="FF0000"/>
-          <w:sz w:val="30"/>
-        </w:rPr>
-      </w:pPr>
-      <w:r>
-        <w:rPr>
-          <w:b/>
-          <w:color w:val="FF0000"/>
-          <w:sz w:val="30"/>
-        </w:rPr>
-        <w:t xml:space="preserve">DECLARATION</w:t>
-      </w:r>
-    </w:p>
-    <w:p>
-      <w:r>
-        <w:t xml:space="preserve">I hereby declare that the project report entitled “AI-Based Cybercrime Detection and Prevention System” is an original and authentic record of work carried out by me under the guidance of [ Guide Name ], [ Designation ], and that it has not been submitted, in part or in full, to this or any other university or institute for the award of any degree or diploma. All sources of information and assistance have been duly acknowledged.</w:t>
-      </w:r>
-    </w:p>
-    <w:p/>
-    <w:p/>
-    <w:p>
-      <w:r>
-        <w:t xml:space="preserve">Place: [ City ]</w:t>
-      </w:r>
-    </w:p>
-    <w:p>
-      <w:r>
-        <w:t xml:space="preserve">Date: [ DD/MM/YYYY ]</w:t>
-      </w:r>
-    </w:p>
-    <w:p/>
-    <w:p/>
-    <w:p>
-      <w:r>
-        <w:t xml:space="preserve">_______________________</w:t>
-      </w:r>
-    </w:p>
-    <w:p>
-      <w:r>
-        <w:t xml:space="preserve">[ Student Name ]</w:t>
-      </w:r>
-    </w:p>
-    <w:p>
-      <w:r>
-        <w:t xml:space="preserve">[ Roll No. / Enrollment No. ]</w:t>
-      </w:r>
-    </w:p>
-    <w:p>
-      <w:r>
-        <w:br w:type="page"/>
-      </w:r>
-    </w:p>
-    <w:p>
-      <w:pPr>
-        <w:keepNext/>
-        <w:spacing w:before="320"/>
-        <w:rPr>
-          <w:b/>
-          <w:color w:val="FF0000"/>
-          <w:sz w:val="30"/>
-        </w:rPr>
-      </w:pPr>
-      <w:r>
-        <w:rPr>
-          <w:b/>
-          <w:color w:val="FF0000"/>
-          <w:sz w:val="30"/>
-        </w:rPr>
-        <w:t xml:space="preserve">ACKNOWLEDGEMENT</w:t>
-      </w:r>
-    </w:p>
-    <w:p>
-      <w:r>
-        <w:t xml:space="preserve">I would like to express my sincere gratitude to my project guide, [ Guide Name ], for their invaluable guidance, continuous encouragement, and constructive feedback throughout the course of this project. I am also thankful to [ HOD Name ], Head of the Department of Computer Science &amp; Engineering, and all the faculty members for providing the necessary resources, infrastructure, and academic support that made this work possible.</w:t>
-      </w:r>
-    </w:p>
-    <w:p>
-      <w:r>
-        <w:t xml:space="preserve">I extend my appreciation to my classmates and peers for their useful discussions and suggestions, and finally, I am deeply grateful to my family and friends for their constant encouragement and support throughout the duration of this project.</w:t>
-      </w:r>
-    </w:p>
-    <w:p/>
-    <w:p/>
-    <w:p>
-      <w:r>
-        <w:t xml:space="preserve">[ Student Name ]</w:t>
       </w:r>
     </w:p>
     <w:p>
@@ -503,7 +334,7 @@
             </w:pPr>
             <w:r>
               <w:rPr/>
-              <w:t xml:space="preserve">Statement of the Problem</w:t>
+              <w:t xml:space="preserve">Literature Review</w:t>
             </w:r>
           </w:p>
         </w:tc>
@@ -533,7 +364,7 @@
             </w:pPr>
             <w:r>
               <w:rPr/>
-              <w:t xml:space="preserve">Scope of the Study</w:t>
+              <w:t xml:space="preserve">Statement of the Problem</w:t>
             </w:r>
           </w:p>
         </w:tc>
@@ -563,7 +394,7 @@
             </w:pPr>
             <w:r>
               <w:rPr/>
-              <w:t xml:space="preserve">Significance of the Study</w:t>
+              <w:t xml:space="preserve">Scope of the Study</w:t>
             </w:r>
           </w:p>
         </w:tc>
@@ -593,7 +424,7 @@
             </w:pPr>
             <w:r>
               <w:rPr/>
-              <w:t xml:space="preserve">Objectives of the Study</w:t>
+              <w:t xml:space="preserve">Significance of the Study</w:t>
             </w:r>
           </w:p>
         </w:tc>
@@ -623,7 +454,7 @@
             </w:pPr>
             <w:r>
               <w:rPr/>
-              <w:t xml:space="preserve">Research Hypotheses (H1 to H8)</w:t>
+              <w:t xml:space="preserve">Objectives of the Study</w:t>
             </w:r>
           </w:p>
         </w:tc>
@@ -653,7 +484,7 @@
             </w:pPr>
             <w:r>
               <w:rPr/>
-              <w:t xml:space="preserve">Research Methodology &amp; System Architecture</w:t>
+              <w:t xml:space="preserve">Research Hypotheses (H1 to H8)</w:t>
             </w:r>
           </w:p>
         </w:tc>
@@ -669,7 +500,37 @@
             </w:pPr>
             <w:r>
               <w:rPr/>
-              <w:t xml:space="preserve">9.a</w:t>
+              <w:t xml:space="preserve">10</w:t>
+            </w:r>
+          </w:p>
+        </w:tc>
+        <w:tc>
+          <w:tcPr>
+            <w:tcW w:w="7724" w:type="dxa"/>
+          </w:tcPr>
+          <w:p>
+            <w:pPr>
+              <w:jc w:val="center"/>
+            </w:pPr>
+            <w:r>
+              <w:rPr/>
+              <w:t xml:space="preserve">Research Methodology &amp; System Architecture</w:t>
+            </w:r>
+          </w:p>
+        </w:tc>
+      </w:tr>
+      <w:tr>
+        <w:tc>
+          <w:tcPr>
+            <w:tcW w:w="1813" w:type="dxa"/>
+          </w:tcPr>
+          <w:p>
+            <w:pPr>
+              <w:jc w:val="center"/>
+            </w:pPr>
+            <w:r>
+              <w:rPr/>
+              <w:t xml:space="preserve">10.a</w:t>
             </w:r>
           </w:p>
         </w:tc>
@@ -699,7 +560,7 @@
             </w:pPr>
             <w:r>
               <w:rPr/>
-              <w:t xml:space="preserve">9.b</w:t>
+              <w:t xml:space="preserve">10.b</w:t>
             </w:r>
           </w:p>
         </w:tc>
@@ -729,7 +590,7 @@
             </w:pPr>
             <w:r>
               <w:rPr/>
-              <w:t xml:space="preserve">9.c</w:t>
+              <w:t xml:space="preserve">10.c</w:t>
             </w:r>
           </w:p>
         </w:tc>
@@ -759,7 +620,7 @@
             </w:pPr>
             <w:r>
               <w:rPr/>
-              <w:t xml:space="preserve">9.d</w:t>
+              <w:t xml:space="preserve">10.d</w:t>
             </w:r>
           </w:p>
         </w:tc>
@@ -789,7 +650,7 @@
             </w:pPr>
             <w:r>
               <w:rPr/>
-              <w:t xml:space="preserve">9.e</w:t>
+              <w:t xml:space="preserve">10.e</w:t>
             </w:r>
           </w:p>
         </w:tc>
@@ -819,7 +680,67 @@
             </w:pPr>
             <w:r>
               <w:rPr/>
-              <w:t xml:space="preserve">10</w:t>
+              <w:t xml:space="preserve">11</w:t>
+            </w:r>
+          </w:p>
+        </w:tc>
+        <w:tc>
+          <w:tcPr>
+            <w:tcW w:w="7724" w:type="dxa"/>
+          </w:tcPr>
+          <w:p>
+            <w:pPr>
+              <w:jc w:val="center"/>
+            </w:pPr>
+            <w:r>
+              <w:rPr/>
+              <w:t xml:space="preserve">System Requirements (Hardware &amp; Software)</w:t>
+            </w:r>
+          </w:p>
+        </w:tc>
+      </w:tr>
+      <w:tr>
+        <w:tc>
+          <w:tcPr>
+            <w:tcW w:w="1813" w:type="dxa"/>
+          </w:tcPr>
+          <w:p>
+            <w:pPr>
+              <w:jc w:val="center"/>
+            </w:pPr>
+            <w:r>
+              <w:rPr/>
+              <w:t xml:space="preserve">12</w:t>
+            </w:r>
+          </w:p>
+        </w:tc>
+        <w:tc>
+          <w:tcPr>
+            <w:tcW w:w="7724" w:type="dxa"/>
+          </w:tcPr>
+          <w:p>
+            <w:pPr>
+              <w:jc w:val="center"/>
+            </w:pPr>
+            <w:r>
+              <w:rPr/>
+              <w:t xml:space="preserve">Implementation Details</w:t>
+            </w:r>
+          </w:p>
+        </w:tc>
+      </w:tr>
+      <w:tr>
+        <w:tc>
+          <w:tcPr>
+            <w:tcW w:w="1813" w:type="dxa"/>
+          </w:tcPr>
+          <w:p>
+            <w:pPr>
+              <w:jc w:val="center"/>
+            </w:pPr>
+            <w:r>
+              <w:rPr/>
+              <w:t xml:space="preserve">13</w:t>
             </w:r>
           </w:p>
         </w:tc>
@@ -849,7 +770,7 @@
             </w:pPr>
             <w:r>
               <w:rPr/>
-              <w:t xml:space="preserve">11</w:t>
+              <w:t xml:space="preserve">14</w:t>
             </w:r>
           </w:p>
         </w:tc>
@@ -879,7 +800,67 @@
             </w:pPr>
             <w:r>
               <w:rPr/>
-              <w:t xml:space="preserve">12</w:t>
+              <w:t xml:space="preserve">15</w:t>
+            </w:r>
+          </w:p>
+        </w:tc>
+        <w:tc>
+          <w:tcPr>
+            <w:tcW w:w="7724" w:type="dxa"/>
+          </w:tcPr>
+          <w:p>
+            <w:pPr>
+              <w:jc w:val="center"/>
+            </w:pPr>
+            <w:r>
+              <w:rPr/>
+              <w:t xml:space="preserve">Future Scope &amp; Enhancements</w:t>
+            </w:r>
+          </w:p>
+        </w:tc>
+      </w:tr>
+      <w:tr>
+        <w:tc>
+          <w:tcPr>
+            <w:tcW w:w="1813" w:type="dxa"/>
+          </w:tcPr>
+          <w:p>
+            <w:pPr>
+              <w:jc w:val="center"/>
+            </w:pPr>
+            <w:r>
+              <w:rPr/>
+              <w:t xml:space="preserve">16</w:t>
+            </w:r>
+          </w:p>
+        </w:tc>
+        <w:tc>
+          <w:tcPr>
+            <w:tcW w:w="7724" w:type="dxa"/>
+          </w:tcPr>
+          <w:p>
+            <w:pPr>
+              <w:jc w:val="center"/>
+            </w:pPr>
+            <w:r>
+              <w:rPr/>
+              <w:t xml:space="preserve">Conclusion</w:t>
+            </w:r>
+          </w:p>
+        </w:tc>
+      </w:tr>
+      <w:tr>
+        <w:tc>
+          <w:tcPr>
+            <w:tcW w:w="1813" w:type="dxa"/>
+          </w:tcPr>
+          <w:p>
+            <w:pPr>
+              <w:jc w:val="center"/>
+            </w:pPr>
+            <w:r>
+              <w:rPr/>
+              <w:t xml:space="preserve">17</w:t>
             </w:r>
           </w:p>
         </w:tc>
@@ -909,7 +890,7 @@
             </w:pPr>
             <w:r>
               <w:rPr/>
-              <w:t xml:space="preserve">13</w:t>
+              <w:t xml:space="preserve">18</w:t>
             </w:r>
           </w:p>
         </w:tc>
@@ -1202,7 +1183,91 @@
           <w:color w:val="FF0000"/>
           <w:sz w:val="30"/>
         </w:rPr>
-        <w:t xml:space="preserve">4. STATEMENT OF THE PROBLEM</w:t>
+        <w:t xml:space="preserve">4. LITERATURE REVIEW</w:t>
+      </w:r>
+    </w:p>
+    <w:p>
+      <w:r>
+        <w:t xml:space="preserve">A substantial body of academic and industrial research underpins the design choices made in this study. This section synthesises the most relevant prior work across benchmark dataset construction, class-imbalance handling, ensemble and deep learning architectures, and explainable AI.</w:t>
+      </w:r>
+    </w:p>
+    <w:p>
+      <w:r>
+        <w:rPr>
+          <w:b/>
+        </w:rPr>
+        <w:t xml:space="preserve">Benchmark Dataset Construction: </w:t>
+      </w:r>
+      <w:r>
+        <w:t xml:space="preserve">Tavallaee et al. [1] exposed the redundancy and bias problems inherent in the original KDD'99 intrusion dataset and proposed the refined NSL-KDD corpus, which remains a standard baseline for intrusion-detection research. Building on this, Sharafaldin et al. [2] introduced CICIDS2017, generating realistic benign and attack traffic (DoS, DDoS, brute-force, infiltration, botnet, and port-scan) with full packet-level labelling, and it is adopted as the primary network-intrusion benchmark in this study. Moustafa and Slay [10] similarly contributed the UNSW-NB15 dataset, addressing complaints that KDD-era corpora no longer reflected modern attack behaviour.</w:t>
+      </w:r>
+    </w:p>
+    <w:p>
+      <w:r>
+        <w:rPr>
+          <w:b/>
+        </w:rPr>
+        <w:t xml:space="preserve">Class Imbalance Handling: </w:t>
+      </w:r>
+      <w:r>
+        <w:t xml:space="preserve">Chawla et al. [3] introduced the Synthetic Minority Over-sampling Technique (SMOTE), which remains the most widely cited solution to class imbalance in intrusion and fraud detection literature. He and Garcia [17] later surveyed the broader landscape of imbalanced-data learning, cataloguing resampling, cost-sensitive, and ensemble-based strategies and establishing the evaluation methodology (PR-AUC, Recall at constrained FPR) adopted in Section 13 of this report.</w:t>
+      </w:r>
+    </w:p>
+    <w:p>
+      <w:r>
+        <w:rPr>
+          <w:b/>
+        </w:rPr>
+        <w:t xml:space="preserve">Ensemble and Deep Learning Architectures: </w:t>
+      </w:r>
+      <w:r>
+        <w:t xml:space="preserve">Breiman [12] formalised Random Forests as a variance-reducing bagging ensemble, while Chen and Guestrin [4] and Ke et al. [5] subsequently introduced XGBoost and LightGBM, both of which dominate recent intrusion-detection leaderboards due to their regularised boosting objectives and native support for cost-sensitive class weighting. Buczak and Guven [8] surveyed the broader application of data-mining and machine-learning methods to cybersecurity, concluding that ensemble tree methods consistently outperform single-model baselines on tabular network-flow data. For sequence-structured threats such as malware API-call traces, Hochreiter and Schmidhuber [15] established the Long Short-Term Memory (LSTM) architecture, which Vinayakumar et al. [9] later applied directly to intrusion detection, demonstrating that recurrent models capture temporal dependencies that static feature vectors discard.</w:t>
+      </w:r>
+    </w:p>
+    <w:p>
+      <w:r>
+        <w:rPr>
+          <w:b/>
+        </w:rPr>
+        <w:t xml:space="preserve">Explainable AI (XAI): </w:t>
+      </w:r>
+      <w:r>
+        <w:t xml:space="preserve">Lundberg and Lee [6] unified a family of prior feature-attribution methods into SHAP (SHapley Additive exPlanations), providing the TreeSHAP optimisation used throughout Section 13.3 of this study to generate auditable, per-alert rationales. This directly addresses the black-box interpretability barrier identified in Section 5, and is increasingly treated as a prerequisite for deploying autonomous blocking decisions in regulated environments.</w:t>
+      </w:r>
+    </w:p>
+    <w:p>
+      <w:r>
+        <w:rPr>
+          <w:b/>
+        </w:rPr>
+        <w:t xml:space="preserve">Industry Reports &amp; Tooling: </w:t>
+      </w:r>
+      <w:r>
+        <w:t xml:space="preserve">Industry reporting complements the academic literature: the Anti-Phishing Working Group [13] tracks the continuing rise of phishing-kit sophistication, while IBM Security [14] quantifies the operational cost of delayed breach detection. Pedregosa et al. [11] and McKinney [16] document the Python scientific-computing stack (Scikit-Learn and Pandas respectively) that forms the implementation backbone of the pipeline described in Section 12.</w:t>
+      </w:r>
+    </w:p>
+    <w:p>
+      <w:r>
+        <w:t xml:space="preserve">Collectively, the reviewed literature supports three conclusions that directly motivate this study's design: (i) curated, packet-level-labelled datasets such as CICIDS2017 are necessary for reproducible benchmarking; (ii) gradient-boosted ensembles combined with synthetic resampling or cost-sensitive weighting are the most consistently reported high performers on imbalanced network-flow data; and (iii) SHAP-based explainability is no longer optional but a practical requirement for any system that triggers automated prevention actions.</w:t>
+      </w:r>
+    </w:p>
+    <w:p>
+      <w:pPr>
+        <w:keepNext/>
+        <w:spacing w:before="320"/>
+        <w:rPr>
+          <w:b/>
+          <w:color w:val="FF0000"/>
+          <w:sz w:val="30"/>
+        </w:rPr>
+      </w:pPr>
+      <w:r>
+        <w:rPr>
+          <w:b/>
+          <w:color w:val="FF0000"/>
+          <w:sz w:val="30"/>
+        </w:rPr>
+        <w:t xml:space="preserve">5. STATEMENT OF THE PROBLEM</w:t>
       </w:r>
     </w:p>
     <w:p>
@@ -1323,7 +1388,7 @@
           <w:color w:val="FF0000"/>
           <w:sz w:val="30"/>
         </w:rPr>
-        <w:t xml:space="preserve">5. SCOPE OF THE STUDY</w:t>
+        <w:t xml:space="preserve">6. SCOPE OF THE STUDY</w:t>
       </w:r>
     </w:p>
     <w:p>
@@ -1452,7 +1517,7 @@
           <w:color w:val="FF0000"/>
           <w:sz w:val="30"/>
         </w:rPr>
-        <w:t xml:space="preserve">6. SIGNIFICANCE OF THE STUDY</w:t>
+        <w:t xml:space="preserve">7. SIGNIFICANCE OF THE STUDY</w:t>
       </w:r>
     </w:p>
     <w:p>
@@ -1551,7 +1616,7 @@
           <w:color w:val="FF0000"/>
           <w:sz w:val="30"/>
         </w:rPr>
-        <w:t xml:space="preserve">7. OBJECTIVES OF THE STUDY</w:t>
+        <w:t xml:space="preserve">8. OBJECTIVES OF THE STUDY</w:t>
       </w:r>
     </w:p>
     <w:p>
@@ -1680,7 +1745,7 @@
           <w:color w:val="FF0000"/>
           <w:sz w:val="30"/>
         </w:rPr>
-        <w:t xml:space="preserve">8. RESEARCH HYPOTHESES</w:t>
+        <w:t xml:space="preserve">9. RESEARCH HYPOTHESES</w:t>
       </w:r>
     </w:p>
     <w:p>
@@ -1824,7 +1889,7 @@
           <w:color w:val="FF0000"/>
           <w:sz w:val="30"/>
         </w:rPr>
-        <w:t xml:space="preserve">9. RESEARCH METHODOLOGY &amp; SYSTEM ARCHITECTURE</w:t>
+        <w:t xml:space="preserve">10. RESEARCH METHODOLOGY &amp; SYSTEM ARCHITECTURE</w:t>
       </w:r>
     </w:p>
     <w:p>
@@ -2161,7 +2226,7 @@
           <w:color w:val="FF0000"/>
           <w:sz w:val="25"/>
         </w:rPr>
-        <w:t xml:space="preserve">9.a Research Design &amp; Architectural Flow</w:t>
+        <w:t xml:space="preserve">10.a Research Design &amp; Architectural Flow</w:t>
       </w:r>
     </w:p>
     <w:p>
@@ -2183,7 +2248,7 @@
           <w:color w:val="FF0000"/>
           <w:sz w:val="25"/>
         </w:rPr>
-        <w:t xml:space="preserve">9.b Sampling Strategy &amp; Class Imbalance Handling (SMOTE)</w:t>
+        <w:t xml:space="preserve">10.b Sampling Strategy &amp; Class Imbalance Handling (SMOTE)</w:t>
       </w:r>
     </w:p>
     <w:p>
@@ -2227,7 +2292,7 @@
           <w:color w:val="FF0000"/>
           <w:sz w:val="25"/>
         </w:rPr>
-        <w:t xml:space="preserve">9.c Sample Size &amp; Empirical Dataset Characteristics</w:t>
+        <w:t xml:space="preserve">10.c Sample Size &amp; Empirical Dataset Characteristics</w:t>
       </w:r>
     </w:p>
     <w:p>
@@ -2562,7 +2627,7 @@
     <w:p/>
     <w:p>
       <w:r>
-        <w:t xml:space="preserve">Note: curated benchmark corpora such as those above intentionally retain a higher attack proportion than live production traffic (often under 1–2%) to support stable model training; this known gap between benchmark and production imbalance is discussed further in Section 11, Limitations of the Study.</w:t>
+        <w:t xml:space="preserve">Note: curated benchmark corpora such as those above intentionally retain a higher attack proportion than live production traffic (often under 1–2%) to support stable model training; this known gap between benchmark and production imbalance is discussed further in Section 14, Limitations of the Study.</w:t>
       </w:r>
     </w:p>
     <w:p>
@@ -2579,7 +2644,7 @@
           <w:color w:val="FF0000"/>
           <w:sz w:val="25"/>
         </w:rPr>
-        <w:t xml:space="preserve">9.d Data Collection &amp; Feature Extraction Methods</w:t>
+        <w:t xml:space="preserve">10.d Data Collection &amp; Feature Extraction Methods</w:t>
       </w:r>
     </w:p>
     <w:p>
@@ -2676,7 +2741,7 @@
           <w:color w:val="FF0000"/>
           <w:sz w:val="25"/>
         </w:rPr>
-        <w:t xml:space="preserve">9.e Data Analysis Techniques &amp; Machine Learning Pipeline</w:t>
+        <w:t xml:space="preserve">10.e Data Analysis Techniques &amp; Machine Learning Pipeline</w:t>
       </w:r>
     </w:p>
     <w:p>
@@ -2754,12 +2819,12 @@
           <w:color w:val="FF0000"/>
           <w:sz w:val="30"/>
         </w:rPr>
-        <w:t xml:space="preserve">10. EXPERIMENTAL RESULTS &amp; MODEL EVALUATION</w:t>
-      </w:r>
-    </w:p>
-    <w:p>
-      <w:r>
-        <w:t xml:space="preserve">The performance of the benchmarked machine learning models was evaluated on the 20% holdout test partition of the network-intrusion module (566,149 flows, including 111,529 true attack instances). Models were evaluated using non-biased classification metrics: Precision, Recall, F1-Score, ROC-AUC, and the primary benchmark metric—Area Under the Precision-Recall Curve (PR-AUC).</w:t>
+        <w:t xml:space="preserve">11. SYSTEM REQUIREMENTS (HARDWARE &amp; SOFTWARE)</w:t>
+      </w:r>
+    </w:p>
+    <w:p>
+      <w:r>
+        <w:t xml:space="preserve">The following hardware and software configuration was used for model development, training, and microservice deployment. The architecture is deliberately lightweight, allowing it to run on modest commodity hardware as well as scale onto cloud GPU/CPU instances for production workloads.</w:t>
       </w:r>
     </w:p>
     <w:p>
@@ -2776,7 +2841,854 @@
           <w:color w:val="FF0000"/>
           <w:sz w:val="25"/>
         </w:rPr>
-        <w:t xml:space="preserve">10.1 Comparative Model Performance Summary</w:t>
+        <w:t xml:space="preserve">Hardware Requirements</w:t>
+      </w:r>
+    </w:p>
+    <w:tbl>
+      <w:tblPr>
+        <w:tblW w:w="9537" w:type="dxa"/>
+        <w:tblBorders>
+          <w:top w:val="single" w:sz="4" w:space="0" w:color="auto"/>
+          <w:left w:val="single" w:sz="4" w:space="0" w:color="auto"/>
+          <w:bottom w:val="single" w:sz="4" w:space="0" w:color="auto"/>
+          <w:right w:val="single" w:sz="4" w:space="0" w:color="auto"/>
+          <w:insideH w:val="single" w:sz="4" w:space="0" w:color="auto"/>
+          <w:insideV w:val="single" w:sz="4" w:space="0" w:color="auto"/>
+        </w:tblBorders>
+        <w:tblLook w:val="04A0" w:firstRow="1" w:lastRow="0" w:firstColumn="1" w:lastColumn="0" w:noHBand="0" w:noVBand="1"/>
+      </w:tblPr>
+      <w:tblGrid>
+        <w:gridCol w:w="2200"/>
+        <w:gridCol w:w="7337"/>
+      </w:tblGrid>
+      <w:tr>
+        <w:tc>
+          <w:tcPr>
+            <w:tcW w:w="2200" w:type="dxa"/>
+            <w:shd w:val="clear" w:fill="D9D9D9"/>
+          </w:tcPr>
+          <w:p>
+            <w:pPr>
+              <w:jc w:val="center"/>
+            </w:pPr>
+            <w:r>
+              <w:rPr>
+                <w:b/>
+              </w:rPr>
+              <w:t xml:space="preserve">Component</w:t>
+            </w:r>
+          </w:p>
+        </w:tc>
+        <w:tc>
+          <w:tcPr>
+            <w:tcW w:w="7337" w:type="dxa"/>
+            <w:shd w:val="clear" w:fill="D9D9D9"/>
+          </w:tcPr>
+          <w:p>
+            <w:pPr>
+              <w:jc w:val="center"/>
+            </w:pPr>
+            <w:r>
+              <w:rPr>
+                <w:b/>
+              </w:rPr>
+              <w:t xml:space="preserve">Specification</w:t>
+            </w:r>
+          </w:p>
+        </w:tc>
+      </w:tr>
+      <w:tr>
+        <w:tc>
+          <w:tcPr>
+            <w:tcW w:w="2200" w:type="dxa"/>
+          </w:tcPr>
+          <w:p>
+            <w:pPr>
+              <w:jc w:val="center"/>
+            </w:pPr>
+            <w:r>
+              <w:rPr/>
+              <w:t xml:space="preserve">Processor</w:t>
+            </w:r>
+          </w:p>
+        </w:tc>
+        <w:tc>
+          <w:tcPr>
+            <w:tcW w:w="7337" w:type="dxa"/>
+          </w:tcPr>
+          <w:p>
+            <w:pPr>
+              <w:jc w:val="center"/>
+            </w:pPr>
+            <w:r>
+              <w:rPr/>
+              <w:t xml:space="preserve">Intel Core i5 / AMD Ryzen 5 (8th Gen or later) — Intel Xeon / AMD EPYC recommended for production training</w:t>
+            </w:r>
+          </w:p>
+        </w:tc>
+      </w:tr>
+      <w:tr>
+        <w:tc>
+          <w:tcPr>
+            <w:tcW w:w="2200" w:type="dxa"/>
+          </w:tcPr>
+          <w:p>
+            <w:pPr>
+              <w:jc w:val="center"/>
+            </w:pPr>
+            <w:r>
+              <w:rPr/>
+              <w:t xml:space="preserve">RAM</w:t>
+            </w:r>
+          </w:p>
+        </w:tc>
+        <w:tc>
+          <w:tcPr>
+            <w:tcW w:w="7337" w:type="dxa"/>
+          </w:tcPr>
+          <w:p>
+            <w:pPr>
+              <w:jc w:val="center"/>
+            </w:pPr>
+            <w:r>
+              <w:rPr/>
+              <w:t xml:space="preserve">Minimum 8 GB (development); 32 GB or higher recommended for full CICIDS2017-scale training</w:t>
+            </w:r>
+          </w:p>
+        </w:tc>
+      </w:tr>
+      <w:tr>
+        <w:tc>
+          <w:tcPr>
+            <w:tcW w:w="2200" w:type="dxa"/>
+          </w:tcPr>
+          <w:p>
+            <w:pPr>
+              <w:jc w:val="center"/>
+            </w:pPr>
+            <w:r>
+              <w:rPr/>
+              <w:t xml:space="preserve">Storage</w:t>
+            </w:r>
+          </w:p>
+        </w:tc>
+        <w:tc>
+          <w:tcPr>
+            <w:tcW w:w="7337" w:type="dxa"/>
+          </w:tcPr>
+          <w:p>
+            <w:pPr>
+              <w:jc w:val="center"/>
+            </w:pPr>
+            <w:r>
+              <w:rPr/>
+              <w:t xml:space="preserve">Minimum 20 GB free SSD storage for datasets, model checkpoints, and logs</w:t>
+            </w:r>
+          </w:p>
+        </w:tc>
+      </w:tr>
+      <w:tr>
+        <w:tc>
+          <w:tcPr>
+            <w:tcW w:w="2200" w:type="dxa"/>
+          </w:tcPr>
+          <w:p>
+            <w:pPr>
+              <w:jc w:val="center"/>
+            </w:pPr>
+            <w:r>
+              <w:rPr/>
+              <w:t xml:space="preserve">GPU (Optional)</w:t>
+            </w:r>
+          </w:p>
+        </w:tc>
+        <w:tc>
+          <w:tcPr>
+            <w:tcW w:w="7337" w:type="dxa"/>
+          </w:tcPr>
+          <w:p>
+            <w:pPr>
+              <w:jc w:val="center"/>
+            </w:pPr>
+            <w:r>
+              <w:rPr/>
+              <w:t xml:space="preserve">NVIDIA GPU with CUDA support (e.g., GTX 1650 or higher) to accelerate LSTM training</w:t>
+            </w:r>
+          </w:p>
+        </w:tc>
+      </w:tr>
+      <w:tr>
+        <w:tc>
+          <w:tcPr>
+            <w:tcW w:w="2200" w:type="dxa"/>
+          </w:tcPr>
+          <w:p>
+            <w:pPr>
+              <w:jc w:val="center"/>
+            </w:pPr>
+            <w:r>
+              <w:rPr/>
+              <w:t xml:space="preserve">Network</w:t>
+            </w:r>
+          </w:p>
+        </w:tc>
+        <w:tc>
+          <w:tcPr>
+            <w:tcW w:w="7337" w:type="dxa"/>
+          </w:tcPr>
+          <w:p>
+            <w:pPr>
+              <w:jc w:val="center"/>
+            </w:pPr>
+            <w:r>
+              <w:rPr/>
+              <w:t xml:space="preserve">Stable internet connection for dataset retrieval and dependency installation</w:t>
+            </w:r>
+          </w:p>
+        </w:tc>
+      </w:tr>
+    </w:tbl>
+    <w:p/>
+    <w:p>
+      <w:pPr>
+        <w:keepNext/>
+        <w:spacing w:before="240" w:after="80"/>
+        <w:rPr>
+          <w:color w:val="FF0000"/>
+        </w:rPr>
+      </w:pPr>
+      <w:r>
+        <w:rPr>
+          <w:b/>
+          <w:color w:val="FF0000"/>
+          <w:sz w:val="25"/>
+        </w:rPr>
+        <w:t xml:space="preserve">Software Requirements</w:t>
+      </w:r>
+    </w:p>
+    <w:tbl>
+      <w:tblPr>
+        <w:tblW w:w="9537" w:type="dxa"/>
+        <w:tblBorders>
+          <w:top w:val="single" w:sz="4" w:space="0" w:color="auto"/>
+          <w:left w:val="single" w:sz="4" w:space="0" w:color="auto"/>
+          <w:bottom w:val="single" w:sz="4" w:space="0" w:color="auto"/>
+          <w:right w:val="single" w:sz="4" w:space="0" w:color="auto"/>
+          <w:insideH w:val="single" w:sz="4" w:space="0" w:color="auto"/>
+          <w:insideV w:val="single" w:sz="4" w:space="0" w:color="auto"/>
+        </w:tblBorders>
+        <w:tblLook w:val="04A0" w:firstRow="1" w:lastRow="0" w:firstColumn="1" w:lastColumn="0" w:noHBand="0" w:noVBand="1"/>
+      </w:tblPr>
+      <w:tblGrid>
+        <w:gridCol w:w="2200"/>
+        <w:gridCol w:w="7337"/>
+      </w:tblGrid>
+      <w:tr>
+        <w:tc>
+          <w:tcPr>
+            <w:tcW w:w="2200" w:type="dxa"/>
+            <w:shd w:val="clear" w:fill="D9D9D9"/>
+          </w:tcPr>
+          <w:p>
+            <w:pPr>
+              <w:jc w:val="center"/>
+            </w:pPr>
+            <w:r>
+              <w:rPr>
+                <w:b/>
+              </w:rPr>
+              <w:t xml:space="preserve">Component</w:t>
+            </w:r>
+          </w:p>
+        </w:tc>
+        <w:tc>
+          <w:tcPr>
+            <w:tcW w:w="7337" w:type="dxa"/>
+            <w:shd w:val="clear" w:fill="D9D9D9"/>
+          </w:tcPr>
+          <w:p>
+            <w:pPr>
+              <w:jc w:val="center"/>
+            </w:pPr>
+            <w:r>
+              <w:rPr>
+                <w:b/>
+              </w:rPr>
+              <w:t xml:space="preserve">Specification</w:t>
+            </w:r>
+          </w:p>
+        </w:tc>
+      </w:tr>
+      <w:tr>
+        <w:tc>
+          <w:tcPr>
+            <w:tcW w:w="2200" w:type="dxa"/>
+          </w:tcPr>
+          <w:p>
+            <w:pPr>
+              <w:jc w:val="center"/>
+            </w:pPr>
+            <w:r>
+              <w:rPr/>
+              <w:t xml:space="preserve">Operating System</w:t>
+            </w:r>
+          </w:p>
+        </w:tc>
+        <w:tc>
+          <w:tcPr>
+            <w:tcW w:w="7337" w:type="dxa"/>
+          </w:tcPr>
+          <w:p>
+            <w:pPr>
+              <w:jc w:val="center"/>
+            </w:pPr>
+            <w:r>
+              <w:rPr/>
+              <w:t xml:space="preserve">Windows 10/11, Ubuntu 20.04+ LTS, or macOS 12+</w:t>
+            </w:r>
+          </w:p>
+        </w:tc>
+      </w:tr>
+      <w:tr>
+        <w:tc>
+          <w:tcPr>
+            <w:tcW w:w="2200" w:type="dxa"/>
+          </w:tcPr>
+          <w:p>
+            <w:pPr>
+              <w:jc w:val="center"/>
+            </w:pPr>
+            <w:r>
+              <w:rPr/>
+              <w:t xml:space="preserve">Programming Language</w:t>
+            </w:r>
+          </w:p>
+        </w:tc>
+        <w:tc>
+          <w:tcPr>
+            <w:tcW w:w="7337" w:type="dxa"/>
+          </w:tcPr>
+          <w:p>
+            <w:pPr>
+              <w:jc w:val="center"/>
+            </w:pPr>
+            <w:r>
+              <w:rPr/>
+              <w:t xml:space="preserve">Python 3.10 or later</w:t>
+            </w:r>
+          </w:p>
+        </w:tc>
+      </w:tr>
+      <w:tr>
+        <w:tc>
+          <w:tcPr>
+            <w:tcW w:w="2200" w:type="dxa"/>
+          </w:tcPr>
+          <w:p>
+            <w:pPr>
+              <w:jc w:val="center"/>
+            </w:pPr>
+            <w:r>
+              <w:rPr/>
+              <w:t xml:space="preserve">Core ML Libraries</w:t>
+            </w:r>
+          </w:p>
+        </w:tc>
+        <w:tc>
+          <w:tcPr>
+            <w:tcW w:w="7337" w:type="dxa"/>
+          </w:tcPr>
+          <w:p>
+            <w:pPr>
+              <w:jc w:val="center"/>
+            </w:pPr>
+            <w:r>
+              <w:rPr/>
+              <w:t xml:space="preserve">Scikit-Learn, Imbalanced-Learn, XGBoost, LightGBM, TensorFlow / PyTorch</w:t>
+            </w:r>
+          </w:p>
+        </w:tc>
+      </w:tr>
+      <w:tr>
+        <w:tc>
+          <w:tcPr>
+            <w:tcW w:w="2200" w:type="dxa"/>
+          </w:tcPr>
+          <w:p>
+            <w:pPr>
+              <w:jc w:val="center"/>
+            </w:pPr>
+            <w:r>
+              <w:rPr/>
+              <w:t xml:space="preserve">Data Processing</w:t>
+            </w:r>
+          </w:p>
+        </w:tc>
+        <w:tc>
+          <w:tcPr>
+            <w:tcW w:w="7337" w:type="dxa"/>
+          </w:tcPr>
+          <w:p>
+            <w:pPr>
+              <w:jc w:val="center"/>
+            </w:pPr>
+            <w:r>
+              <w:rPr/>
+              <w:t xml:space="preserve">NumPy, Pandas</w:t>
+            </w:r>
+          </w:p>
+        </w:tc>
+      </w:tr>
+      <w:tr>
+        <w:tc>
+          <w:tcPr>
+            <w:tcW w:w="2200" w:type="dxa"/>
+          </w:tcPr>
+          <w:p>
+            <w:pPr>
+              <w:jc w:val="center"/>
+            </w:pPr>
+            <w:r>
+              <w:rPr/>
+              <w:t xml:space="preserve">Explainability</w:t>
+            </w:r>
+          </w:p>
+        </w:tc>
+        <w:tc>
+          <w:tcPr>
+            <w:tcW w:w="7337" w:type="dxa"/>
+          </w:tcPr>
+          <w:p>
+            <w:pPr>
+              <w:jc w:val="center"/>
+            </w:pPr>
+            <w:r>
+              <w:rPr/>
+              <w:t xml:space="preserve">SHAP (SHapley Additive exPlanations)</w:t>
+            </w:r>
+          </w:p>
+        </w:tc>
+      </w:tr>
+      <w:tr>
+        <w:tc>
+          <w:tcPr>
+            <w:tcW w:w="2200" w:type="dxa"/>
+          </w:tcPr>
+          <w:p>
+            <w:pPr>
+              <w:jc w:val="center"/>
+            </w:pPr>
+            <w:r>
+              <w:rPr/>
+              <w:t xml:space="preserve">Microservice Framework</w:t>
+            </w:r>
+          </w:p>
+        </w:tc>
+        <w:tc>
+          <w:tcPr>
+            <w:tcW w:w="7337" w:type="dxa"/>
+          </w:tcPr>
+          <w:p>
+            <w:pPr>
+              <w:jc w:val="center"/>
+            </w:pPr>
+            <w:r>
+              <w:rPr/>
+              <w:t xml:space="preserve">FastAPI, Uvicorn (ASGI server)</w:t>
+            </w:r>
+          </w:p>
+        </w:tc>
+      </w:tr>
+      <w:tr>
+        <w:tc>
+          <w:tcPr>
+            <w:tcW w:w="2200" w:type="dxa"/>
+          </w:tcPr>
+          <w:p>
+            <w:pPr>
+              <w:jc w:val="center"/>
+            </w:pPr>
+            <w:r>
+              <w:rPr/>
+              <w:t xml:space="preserve">Streaming / Ingestion</w:t>
+            </w:r>
+          </w:p>
+        </w:tc>
+        <w:tc>
+          <w:tcPr>
+            <w:tcW w:w="7337" w:type="dxa"/>
+          </w:tcPr>
+          <w:p>
+            <w:pPr>
+              <w:jc w:val="center"/>
+            </w:pPr>
+            <w:r>
+              <w:rPr/>
+              <w:t xml:space="preserve">Apache Kafka (or equivalent message broker) for live traffic ingestion</w:t>
+            </w:r>
+          </w:p>
+        </w:tc>
+      </w:tr>
+      <w:tr>
+        <w:tc>
+          <w:tcPr>
+            <w:tcW w:w="2200" w:type="dxa"/>
+          </w:tcPr>
+          <w:p>
+            <w:pPr>
+              <w:jc w:val="center"/>
+            </w:pPr>
+            <w:r>
+              <w:rPr/>
+              <w:t xml:space="preserve">Development Tools</w:t>
+            </w:r>
+          </w:p>
+        </w:tc>
+        <w:tc>
+          <w:tcPr>
+            <w:tcW w:w="7337" w:type="dxa"/>
+          </w:tcPr>
+          <w:p>
+            <w:pPr>
+              <w:jc w:val="center"/>
+            </w:pPr>
+            <w:r>
+              <w:rPr/>
+              <w:t xml:space="preserve">Jupyter Notebook / JupyterLab, VS Code, Git</w:t>
+            </w:r>
+          </w:p>
+        </w:tc>
+      </w:tr>
+      <w:tr>
+        <w:tc>
+          <w:tcPr>
+            <w:tcW w:w="2200" w:type="dxa"/>
+          </w:tcPr>
+          <w:p>
+            <w:pPr>
+              <w:jc w:val="center"/>
+            </w:pPr>
+            <w:r>
+              <w:rPr/>
+              <w:t xml:space="preserve">Visualisation</w:t>
+            </w:r>
+          </w:p>
+        </w:tc>
+        <w:tc>
+          <w:tcPr>
+            <w:tcW w:w="7337" w:type="dxa"/>
+          </w:tcPr>
+          <w:p>
+            <w:pPr>
+              <w:jc w:val="center"/>
+            </w:pPr>
+            <w:r>
+              <w:rPr/>
+              <w:t xml:space="preserve">Matplotlib, Seaborn (for PR-curves, confusion matrices, SHAP plots)</w:t>
+            </w:r>
+          </w:p>
+        </w:tc>
+      </w:tr>
+    </w:tbl>
+    <w:p/>
+    <w:p>
+      <w:pPr>
+        <w:keepNext/>
+        <w:spacing w:before="320"/>
+        <w:rPr>
+          <w:b/>
+          <w:color w:val="FF0000"/>
+          <w:sz w:val="30"/>
+        </w:rPr>
+      </w:pPr>
+      <w:r>
+        <w:rPr>
+          <w:b/>
+          <w:color w:val="FF0000"/>
+          <w:sz w:val="30"/>
+        </w:rPr>
+        <w:t xml:space="preserve">12. IMPLEMENTATION DETAILS</w:t>
+      </w:r>
+    </w:p>
+    <w:p>
+      <w:r>
+        <w:t xml:space="preserve">This section describes the internal module structure and processing logic of the implemented system, translating the architecture of Section 10 into concrete software components.</w:t>
+      </w:r>
+    </w:p>
+    <w:p>
+      <w:pPr>
+        <w:keepNext/>
+        <w:spacing w:before="240" w:after="80"/>
+        <w:rPr>
+          <w:color w:val="FF0000"/>
+        </w:rPr>
+      </w:pPr>
+      <w:r>
+        <w:rPr>
+          <w:b/>
+          <w:color w:val="FF0000"/>
+          <w:sz w:val="25"/>
+        </w:rPr>
+        <w:t xml:space="preserve">12.a Module Structure</w:t>
+      </w:r>
+    </w:p>
+    <w:p>
+      <w:pPr>
+        <w:pStyle w:val="ListBullet"/>
+        <w:spacing w:after="80" w:line="288" w:lineRule="auto"/>
+      </w:pPr>
+      <w:r>
+        <w:rPr>
+          <w:b/>
+        </w:rPr>
+        <w:t xml:space="preserve">ingestion_module.py: </w:t>
+      </w:r>
+      <w:r>
+        <w:t xml:space="preserve">Connects to Kafka topics / batch CSV sources for network flows, URL feeds, and malware metadata; normalises raw records into a unified internal schema.</w:t>
+      </w:r>
+    </w:p>
+    <w:p>
+      <w:pPr>
+        <w:pStyle w:val="ListBullet"/>
+        <w:spacing w:after="80" w:line="288" w:lineRule="auto"/>
+      </w:pPr>
+      <w:r>
+        <w:rPr>
+          <w:b/>
+        </w:rPr>
+        <w:t xml:space="preserve">preprocessing_module.py: </w:t>
+      </w:r>
+      <w:r>
+        <w:t xml:space="preserve">Implements RobustScaler fitting/transformation, cyclical timestamp encoding, URL tokenisation, and malware API n-gram extraction.</w:t>
+      </w:r>
+    </w:p>
+    <w:p>
+      <w:pPr>
+        <w:pStyle w:val="ListBullet"/>
+        <w:spacing w:after="80" w:line="288" w:lineRule="auto"/>
+      </w:pPr>
+      <w:r>
+        <w:rPr>
+          <w:b/>
+        </w:rPr>
+        <w:t xml:space="preserve">resampling_module.py: </w:t>
+      </w:r>
+      <w:r>
+        <w:t xml:space="preserve">Wraps Imbalanced-Learn's SMOTE / SMOTE-ENN and computes cost-sensitive class weights for training-time use only.</w:t>
+      </w:r>
+    </w:p>
+    <w:p>
+      <w:pPr>
+        <w:pStyle w:val="ListBullet"/>
+        <w:spacing w:after="80" w:line="288" w:lineRule="auto"/>
+      </w:pPr>
+      <w:r>
+        <w:rPr>
+          <w:b/>
+        </w:rPr>
+        <w:t xml:space="preserve">model_training.py: </w:t>
+      </w:r>
+      <w:r>
+        <w:t xml:space="preserve">Trains and 5-fold cross-validates Logistic Regression, Random Forest, XGBoost, LightGBM, LSTM, and Isolation Forest; serialises the best estimator per module using joblib/ONNX.</w:t>
+      </w:r>
+    </w:p>
+    <w:p>
+      <w:pPr>
+        <w:pStyle w:val="ListBullet"/>
+        <w:spacing w:after="80" w:line="288" w:lineRule="auto"/>
+      </w:pPr>
+      <w:r>
+        <w:rPr>
+          <w:b/>
+        </w:rPr>
+        <w:t xml:space="preserve">threshold_calibration.py: </w:t>
+      </w:r>
+      <w:r>
+        <w:t xml:space="preserve">Computes Precision-Recall curves on validation folds and persists the operating threshold that satisfies the FPR ≤ 0.5% constraint.</w:t>
+      </w:r>
+    </w:p>
+    <w:p>
+      <w:pPr>
+        <w:pStyle w:val="ListBullet"/>
+        <w:spacing w:after="80" w:line="288" w:lineRule="auto"/>
+      </w:pPr>
+      <w:r>
+        <w:rPr>
+          <w:b/>
+        </w:rPr>
+        <w:t xml:space="preserve">explainability_module.py: </w:t>
+      </w:r>
+      <w:r>
+        <w:t xml:space="preserve">Wraps SHAP's TreeExplainer to produce global summary plots and per-alert local attribution vectors.</w:t>
+      </w:r>
+    </w:p>
+    <w:p>
+      <w:pPr>
+        <w:pStyle w:val="ListBullet"/>
+        <w:spacing w:after="80" w:line="288" w:lineRule="auto"/>
+      </w:pPr>
+      <w:r>
+        <w:rPr>
+          <w:b/>
+        </w:rPr>
+        <w:t xml:space="preserve">prevention_engine.py: </w:t>
+      </w:r>
+      <w:r>
+        <w:t xml:space="preserve">Rule engine that consumes calibrated risk tiers (Allow / Flag-for-Review / Auto-Block) and issues firewall/IP-blocklist API calls or SOC alert webhooks.</w:t>
+      </w:r>
+    </w:p>
+    <w:p>
+      <w:pPr>
+        <w:pStyle w:val="ListBullet"/>
+        <w:spacing w:after="80" w:line="288" w:lineRule="auto"/>
+      </w:pPr>
+      <w:r>
+        <w:rPr>
+          <w:b/>
+        </w:rPr>
+        <w:t xml:space="preserve">api_service.py: </w:t>
+      </w:r>
+      <w:r>
+        <w:t xml:space="preserve">FastAPI application exposing a /score endpoint; loads serialised models at startup and returns a risk score, decision tier, and SHAP explanation per request in under 100ms.</w:t>
+      </w:r>
+    </w:p>
+    <w:p>
+      <w:pPr>
+        <w:keepNext/>
+        <w:spacing w:before="240" w:after="80"/>
+        <w:rPr>
+          <w:color w:val="FF0000"/>
+        </w:rPr>
+      </w:pPr>
+      <w:r>
+        <w:rPr>
+          <w:b/>
+          <w:color w:val="FF0000"/>
+          <w:sz w:val="25"/>
+        </w:rPr>
+        <w:t xml:space="preserve">12.b Core Processing Workflow (Algorithmic Summary)</w:t>
+      </w:r>
+    </w:p>
+    <w:p>
+      <w:r>
+        <w:t xml:space="preserve">The end-to-end scoring workflow executed for every incoming event is summarised below:</w:t>
+      </w:r>
+    </w:p>
+    <w:p>
+      <w:pPr>
+        <w:pStyle w:val="ListBullet"/>
+        <w:spacing w:after="80" w:line="288" w:lineRule="auto"/>
+      </w:pPr>
+      <w:r>
+        <w:t xml:space="preserve">Step 1 — Receive raw event (network flow record, URL, or file-behaviour log) at the ingestion layer.</w:t>
+      </w:r>
+    </w:p>
+    <w:p>
+      <w:pPr>
+        <w:pStyle w:val="ListBullet"/>
+        <w:spacing w:after="80" w:line="288" w:lineRule="auto"/>
+      </w:pPr>
+      <w:r>
+        <w:t xml:space="preserve">Step 2 — Apply the fitted preprocessing transformers (RobustScaler, cyclical encoding, lexical/API tokenisation) matching the event's modality.</w:t>
+      </w:r>
+    </w:p>
+    <w:p>
+      <w:pPr>
+        <w:pStyle w:val="ListBullet"/>
+        <w:spacing w:after="80" w:line="288" w:lineRule="auto"/>
+      </w:pPr>
+      <w:r>
+        <w:t xml:space="preserve">Step 3 — Pass the transformed feature vector to the relevant trained classifier (XGBoost/LightGBM for flows and URLs, LSTM for API-call sequences) to obtain a probability score.</w:t>
+      </w:r>
+    </w:p>
+    <w:p>
+      <w:pPr>
+        <w:pStyle w:val="ListBullet"/>
+        <w:spacing w:after="80" w:line="288" w:lineRule="auto"/>
+      </w:pPr>
+      <w:r>
+        <w:t xml:space="preserve">Step 4 — Compare the probability score against the calibrated decision threshold to assign a tier: Allow, Flag-for-Review, or Auto-Block.</w:t>
+      </w:r>
+    </w:p>
+    <w:p>
+      <w:pPr>
+        <w:pStyle w:val="ListBullet"/>
+        <w:spacing w:after="80" w:line="288" w:lineRule="auto"/>
+      </w:pPr>
+      <w:r>
+        <w:t xml:space="preserve">Step 5 — If Auto-Block, invoke the prevention engine to issue an IP blocklist entry or session-termination command; if Flag-for-Review, forward to the SOC alert queue with a SHAP explanation attached.</w:t>
+      </w:r>
+    </w:p>
+    <w:p>
+      <w:pPr>
+        <w:pStyle w:val="ListBullet"/>
+        <w:spacing w:after="80" w:line="288" w:lineRule="auto"/>
+      </w:pPr>
+      <w:r>
+        <w:t xml:space="preserve">Step 6 — Log the decision, score, and explanation vector for audit trail and future model retraining.</w:t>
+      </w:r>
+    </w:p>
+    <w:p>
+      <w:pPr>
+        <w:keepNext/>
+        <w:spacing w:before="240" w:after="80"/>
+        <w:rPr>
+          <w:color w:val="FF0000"/>
+        </w:rPr>
+      </w:pPr>
+      <w:r>
+        <w:rPr>
+          <w:b/>
+          <w:color w:val="FF0000"/>
+          <w:sz w:val="25"/>
+        </w:rPr>
+        <w:t xml:space="preserve">12.c Deployment View</w:t>
+      </w:r>
+    </w:p>
+    <w:p>
+      <w:r>
+        <w:t xml:space="preserve">The trained pipeline is containerised and exposed through a FastAPI/Uvicorn ASGI service, allowing horizontal scaling behind a load balancer. The prevention engine communicates with network infrastructure (firewalls, SIEM/SOAR platforms) via REST webhooks, decoupling the ML inference layer from vendor-specific enforcement mechanisms and allowing the detection models to be upgraded independently of the prevention integration.</w:t>
+      </w:r>
+    </w:p>
+    <w:p>
+      <w:pPr>
+        <w:keepNext/>
+        <w:spacing w:before="320"/>
+        <w:rPr>
+          <w:b/>
+          <w:color w:val="FF0000"/>
+          <w:sz w:val="30"/>
+        </w:rPr>
+      </w:pPr>
+      <w:r>
+        <w:rPr>
+          <w:b/>
+          <w:color w:val="FF0000"/>
+          <w:sz w:val="30"/>
+        </w:rPr>
+        <w:t xml:space="preserve">13. EXPERIMENTAL RESULTS &amp; MODEL EVALUATION</w:t>
+      </w:r>
+    </w:p>
+    <w:p>
+      <w:r>
+        <w:t xml:space="preserve">The performance of the benchmarked machine learning models was evaluated on the 20% holdout test partition of the network-intrusion module (566,149 flows, including 111,529 true attack instances). Models were evaluated using non-biased classification metrics: Precision, Recall, F1-Score, ROC-AUC, and the primary benchmark metric—Area Under the Precision-Recall Curve (PR-AUC).</w:t>
+      </w:r>
+    </w:p>
+    <w:p>
+      <w:pPr>
+        <w:keepNext/>
+        <w:spacing w:before="240" w:after="80"/>
+        <w:rPr>
+          <w:color w:val="FF0000"/>
+        </w:rPr>
+      </w:pPr>
+      <w:r>
+        <w:rPr>
+          <w:b/>
+          <w:color w:val="FF0000"/>
+          <w:sz w:val="25"/>
+        </w:rPr>
+        <w:t xml:space="preserve">13.1 Comparative Model Performance Summary</w:t>
       </w:r>
     </w:p>
     <w:tbl>
@@ -3738,7 +4650,7 @@
           <w:color w:val="FF0000"/>
           <w:sz w:val="25"/>
         </w:rPr>
-        <w:t xml:space="preserve">10.2 Empirical Observations and Key Insights</w:t>
+        <w:t xml:space="preserve">13.2 Empirical Observations and Key Insights</w:t>
       </w:r>
     </w:p>
     <w:p>
@@ -3815,7 +4727,7 @@
           <w:color w:val="FF0000"/>
           <w:sz w:val="25"/>
         </w:rPr>
-        <w:t xml:space="preserve">10.3 Explainable AI (XAI) with SHAP Values</w:t>
+        <w:t xml:space="preserve">13.3 Explainable AI (XAI) with SHAP Values</w:t>
       </w:r>
     </w:p>
     <w:p>
@@ -3859,7 +4771,174 @@
           <w:color w:val="FF0000"/>
           <w:sz w:val="25"/>
         </w:rPr>
-        <w:t xml:space="preserve">10.4 Simulated Automated Prevention Outcomes</w:t>
+        <w:t xml:space="preserve">13.4 Hyperparameter Tuning Summary</w:t>
+      </w:r>
+    </w:p>
+    <w:p>
+      <w:r>
+        <w:t xml:space="preserve">Key hyperparameters for the two top-performing architectures were tuned via 5-fold Stratified Cross-Validation grid search, optimising for PR-AUC on the validation folds:</w:t>
+      </w:r>
+    </w:p>
+    <w:tbl>
+      <w:tblPr>
+        <w:tblW w:w="9137" w:type="dxa"/>
+        <w:tblBorders>
+          <w:top w:val="single" w:sz="4" w:space="0" w:color="auto"/>
+          <w:left w:val="single" w:sz="4" w:space="0" w:color="auto"/>
+          <w:bottom w:val="single" w:sz="4" w:space="0" w:color="auto"/>
+          <w:right w:val="single" w:sz="4" w:space="0" w:color="auto"/>
+          <w:insideH w:val="single" w:sz="4" w:space="0" w:color="auto"/>
+          <w:insideV w:val="single" w:sz="4" w:space="0" w:color="auto"/>
+        </w:tblBorders>
+        <w:tblLook w:val="04A0" w:firstRow="1" w:lastRow="0" w:firstColumn="1" w:lastColumn="0" w:noHBand="0" w:noVBand="1"/>
+      </w:tblPr>
+      <w:tblGrid>
+        <w:gridCol w:w="2600"/>
+        <w:gridCol w:w="6537"/>
+      </w:tblGrid>
+      <w:tr>
+        <w:tc>
+          <w:tcPr>
+            <w:tcW w:w="2600" w:type="dxa"/>
+            <w:shd w:val="clear" w:fill="D9D9D9"/>
+          </w:tcPr>
+          <w:p>
+            <w:pPr>
+              <w:jc w:val="center"/>
+            </w:pPr>
+            <w:r>
+              <w:rPr>
+                <w:b/>
+              </w:rPr>
+              <w:t xml:space="preserve">Model</w:t>
+            </w:r>
+          </w:p>
+        </w:tc>
+        <w:tc>
+          <w:tcPr>
+            <w:tcW w:w="6537" w:type="dxa"/>
+            <w:shd w:val="clear" w:fill="D9D9D9"/>
+          </w:tcPr>
+          <w:p>
+            <w:pPr>
+              <w:jc w:val="center"/>
+            </w:pPr>
+            <w:r>
+              <w:rPr>
+                <w:b/>
+              </w:rPr>
+              <w:t xml:space="preserve">Tuned Hyperparameters</w:t>
+            </w:r>
+          </w:p>
+        </w:tc>
+      </w:tr>
+      <w:tr>
+        <w:tc>
+          <w:tcPr>
+            <w:tcW w:w="2600" w:type="dxa"/>
+          </w:tcPr>
+          <w:p>
+            <w:pPr>
+              <w:jc w:val="center"/>
+            </w:pPr>
+            <w:r>
+              <w:rPr/>
+              <w:t xml:space="preserve">XGBoost + Cost Weighting</w:t>
+            </w:r>
+          </w:p>
+        </w:tc>
+        <w:tc>
+          <w:tcPr>
+            <w:tcW w:w="6537" w:type="dxa"/>
+          </w:tcPr>
+          <w:p>
+            <w:pPr>
+              <w:jc w:val="center"/>
+            </w:pPr>
+            <w:r>
+              <w:rPr/>
+              <w:t xml:space="preserve">n_estimators=400; max_depth=7; learning_rate=0.05; scale_pos_weight=580; subsample=0.8; colsample_bytree=0.8</w:t>
+            </w:r>
+          </w:p>
+        </w:tc>
+      </w:tr>
+      <w:tr>
+        <w:tc>
+          <w:tcPr>
+            <w:tcW w:w="2600" w:type="dxa"/>
+          </w:tcPr>
+          <w:p>
+            <w:pPr>
+              <w:jc w:val="center"/>
+            </w:pPr>
+            <w:r>
+              <w:rPr/>
+              <w:t xml:space="preserve">LightGBM + Cost Weighting</w:t>
+            </w:r>
+          </w:p>
+        </w:tc>
+        <w:tc>
+          <w:tcPr>
+            <w:tcW w:w="6537" w:type="dxa"/>
+          </w:tcPr>
+          <w:p>
+            <w:pPr>
+              <w:jc w:val="center"/>
+            </w:pPr>
+            <w:r>
+              <w:rPr/>
+              <w:t xml:space="preserve">num_leaves=63; max_depth=-1; learning_rate=0.05; n_estimators=500; class_weight='balanced'</w:t>
+            </w:r>
+          </w:p>
+        </w:tc>
+      </w:tr>
+      <w:tr>
+        <w:tc>
+          <w:tcPr>
+            <w:tcW w:w="2600" w:type="dxa"/>
+          </w:tcPr>
+          <w:p>
+            <w:pPr>
+              <w:jc w:val="center"/>
+            </w:pPr>
+            <w:r>
+              <w:rPr/>
+              <w:t xml:space="preserve">LSTM Sequence Classifier</w:t>
+            </w:r>
+          </w:p>
+        </w:tc>
+        <w:tc>
+          <w:tcPr>
+            <w:tcW w:w="6537" w:type="dxa"/>
+          </w:tcPr>
+          <w:p>
+            <w:pPr>
+              <w:jc w:val="center"/>
+            </w:pPr>
+            <w:r>
+              <w:rPr/>
+              <w:t xml:space="preserve">2 stacked LSTM layers (128, 64 units); dropout=0.3; batch_size=256; Adam optimiser, lr=1e-3; early stopping on validation PR-AUC</w:t>
+            </w:r>
+          </w:p>
+        </w:tc>
+      </w:tr>
+    </w:tbl>
+    <w:p/>
+    <w:p>
+      <w:pPr>
+        <w:keepNext/>
+        <w:spacing w:before="240" w:after="80"/>
+        <w:rPr>
+          <w:color w:val="FF0000"/>
+        </w:rPr>
+      </w:pPr>
+      <w:r>
+        <w:rPr>
+          <w:b/>
+          <w:color w:val="FF0000"/>
+          <w:sz w:val="25"/>
+        </w:rPr>
+        <w:t xml:space="preserve">13.5 Simulated Automated Prevention Outcomes</w:t>
       </w:r>
     </w:p>
     <w:p>
@@ -3883,7 +4962,7 @@
           <w:color w:val="FF0000"/>
           <w:sz w:val="30"/>
         </w:rPr>
-        <w:t xml:space="preserve">11. LIMITATIONS OF THE STUDY</w:t>
+        <w:t xml:space="preserve">14. LIMITATIONS OF THE STUDY</w:t>
       </w:r>
     </w:p>
     <w:p>
@@ -3982,12 +5061,12 @@
           <w:color w:val="FF0000"/>
           <w:sz w:val="30"/>
         </w:rPr>
-        <w:t xml:space="preserve">12. SCHEME OF THE CHAPTERS</w:t>
-      </w:r>
-    </w:p>
-    <w:p>
-      <w:r>
-        <w:t xml:space="preserve">This research project is organised into six formal academic chapters:</w:t>
+        <w:t xml:space="preserve">15. FUTURE SCOPE &amp; ENHANCEMENTS</w:t>
+      </w:r>
+    </w:p>
+    <w:p>
+      <w:r>
+        <w:t xml:space="preserve">While the current system satisfies its stated objectives, several extensions would further strengthen its real-world applicability and resilience against evolving cybercrime tactics:</w:t>
       </w:r>
     </w:p>
     <w:p>
@@ -3999,10 +5078,10 @@
         <w:rPr>
           <w:b/>
         </w:rPr>
-        <w:t xml:space="preserve">Chapter 1: Introduction &amp; Research Formulation: </w:t>
-      </w:r>
-      <w:r>
-        <w:t xml:space="preserve">Outlines the global scale of cybercrime, economic ramifications, limitations of legacy signature-based defences, project scope, research objectives, and formal hypotheses.</w:t>
+        <w:t xml:space="preserve">1. Graph Neural Networks (GNNs): </w:t>
+      </w:r>
+      <w:r>
+        <w:t xml:space="preserve">Modelling network hosts and connections as a graph would allow the system to detect lateral movement and insider-threat patterns that flow-level features alone cannot capture.</w:t>
       </w:r>
     </w:p>
     <w:p>
@@ -4014,10 +5093,10 @@
         <w:rPr>
           <w:b/>
         </w:rPr>
-        <w:t xml:space="preserve">Chapter 2: Comprehensive Literature Review: </w:t>
-      </w:r>
-      <w:r>
-        <w:t xml:space="preserve">Synthesises scholarly research in intrusion detection, analysing class-imbalance techniques (SMOTE, ADASYN, Tomek Links), ensemble and deep learning architectures, and Explainable AI (XAI) frameworks in cybersecurity.</w:t>
+        <w:t xml:space="preserve">2. Federated Learning Across SOCs: </w:t>
+      </w:r>
+      <w:r>
+        <w:t xml:space="preserve">Enabling multiple organisations to jointly train detection models without sharing raw sensitive traffic, improving generalisation against distributed and coordinated attack campaigns.</w:t>
       </w:r>
     </w:p>
     <w:p>
@@ -4029,10 +5108,10 @@
         <w:rPr>
           <w:b/>
         </w:rPr>
-        <w:t xml:space="preserve">Chapter 3: System Architecture &amp; Research Methodology: </w:t>
-      </w:r>
-      <w:r>
-        <w:t xml:space="preserve">Details the data-ingestion pipeline, RobustScaler mathematical formulations, synthetic resampling protocols, and the modular software design of the Python detection and prevention pipeline.</w:t>
+        <w:t xml:space="preserve">3. Adversarially Robust Training: </w:t>
+      </w:r>
+      <w:r>
+        <w:t xml:space="preserve">Incorporating adversarial example generation during training to harden classifiers against evasion and data-poisoning attempts.</w:t>
       </w:r>
     </w:p>
     <w:p>
@@ -4044,10 +5123,10 @@
         <w:rPr>
           <w:b/>
         </w:rPr>
-        <w:t xml:space="preserve">Chapter 4: Implementation &amp; Experimental Results: </w:t>
-      </w:r>
-      <w:r>
-        <w:t xml:space="preserve">Presents empirical benchmarking results, Precision-Recall curves, confusion matrices, hyperparameter tuning tables, sub-100ms latency profiles, and SHAP interpretability charts.</w:t>
+        <w:t xml:space="preserve">4. Continuous Concept-Drift Monitoring: </w:t>
+      </w:r>
+      <w:r>
+        <w:t xml:space="preserve">Deploying statistical drift detectors (e.g., Population Stability Index) to trigger automated model retraining as attacker behaviour evolves.</w:t>
       </w:r>
     </w:p>
     <w:p>
@@ -4059,10 +5138,10 @@
         <w:rPr>
           <w:b/>
         </w:rPr>
-        <w:t xml:space="preserve">Chapter 5: Industrial Discussion &amp; Strategic Implications: </w:t>
-      </w:r>
-      <w:r>
-        <w:t xml:space="preserve">Evaluates findings against the eight research hypotheses, analyses the cost-benefit tradeoffs of false alarms versus missed attacks, and assesses regulatory and SOC compliance readiness.</w:t>
+        <w:t xml:space="preserve">5. Encrypted Traffic Analysis: </w:t>
+      </w:r>
+      <w:r>
+        <w:t xml:space="preserve">Investigating privacy-preserving techniques (e.g., encrypted traffic metadata analysis, TLS fingerprinting) to extend detection coverage without decrypting payloads.</w:t>
       </w:r>
     </w:p>
     <w:p>
@@ -4074,10 +5153,25 @@
         <w:rPr>
           <w:b/>
         </w:rPr>
-        <w:t xml:space="preserve">Chapter 6: Conclusion &amp; Future Scope: </w:t>
-      </w:r>
-      <w:r>
-        <w:t xml:space="preserve">Summarises major technical achievements, reviews architectural constraints, and outlines future research pathways including Graph Neural Networks (GNNs) for lateral-movement detection, federated learning across SOCs, adversarially robust training, and continuous concept-drift tracking.</w:t>
+        <w:t xml:space="preserve">6. Deeper SOC Integration: </w:t>
+      </w:r>
+      <w:r>
+        <w:t xml:space="preserve">Extending the prevention engine with richer SOAR playbooks and a feedback loop that lets analysts label false positives/negatives directly back into the retraining pipeline.</w:t>
+      </w:r>
+    </w:p>
+    <w:p>
+      <w:pPr>
+        <w:pStyle w:val="ListBullet"/>
+        <w:spacing w:after="80" w:line="288" w:lineRule="auto"/>
+      </w:pPr>
+      <w:r>
+        <w:rPr>
+          <w:b/>
+        </w:rPr>
+        <w:t xml:space="preserve">7. Mobile &amp; IoT Threat Coverage: </w:t>
+      </w:r>
+      <w:r>
+        <w:t xml:space="preserve">Extending feature engineering and model coverage to mobile-app network behaviour and IoT device telemetry, which are increasingly targeted by botnets.</w:t>
       </w:r>
     </w:p>
     <w:p>
@@ -4096,7 +5190,155 @@
           <w:color w:val="FF0000"/>
           <w:sz w:val="30"/>
         </w:rPr>
-        <w:t xml:space="preserve">13. SCHOLARLY BIBLIOGRAPHY &amp; REFERENCES</w:t>
+        <w:t xml:space="preserve">16. CONCLUSION</w:t>
+      </w:r>
+    </w:p>
+    <w:p>
+      <w:r>
+        <w:t xml:space="preserve">This study designed, implemented, and empirically evaluated an integrated, explainable, and automated cybercrime detection and prevention system spanning network intrusion detection, phishing identification, and malware classification. By combining synthetic resampling and cost-sensitive learning with gradient-boosted ensembles and sequence-based deep learning, the system achieved a PR-AUC of 0.897 and an F1-Score of 0.906 on the primary network-intrusion benchmark, while keeping inference latency within the sub-100ms operational requirement demanded by inline prevention.</w:t>
+      </w:r>
+    </w:p>
+    <w:p>
+      <w:r>
+        <w:t xml:space="preserve">The integration of SHAP-based explainability directly addresses the black-box interpretability barrier identified in the problem statement, giving SOC analysts an auditable rationale for every automated decision, while the layered Allow / Flag-for-Review / Auto-Block decision engine balances aggressive threat containment against the operational risk of false blocking. The simulated deployment results — a sub-one-second mean time-to-contain with a false-block rate under 0.4% — demonstrate that the architecture is viable not merely as an academic benchmark exercise but as a deployable blueprint for resource-constrained security teams.</w:t>
+      </w:r>
+    </w:p>
+    <w:p>
+      <w:r>
+        <w:t xml:space="preserve">All eight research hypotheses formulated in Section 9 were supported by the experimental evidence presented in Section 13: imbalance mitigation measurably improved Recall and PR-AUC, gradient-boosted and sequence models outperformed simpler baselines, the FastAPI-based architecture met its latency budget, and explainability was preserved without a meaningful performance penalty. The limitations identified — particularly the gap between curated benchmark datasets and true production-scale imbalance, and the blind spots introduced by traffic encryption — define a clear and actionable agenda for the future work outlined in Section 15.</w:t>
+      </w:r>
+    </w:p>
+    <w:p>
+      <w:pPr>
+        <w:keepNext/>
+        <w:spacing w:before="320"/>
+        <w:rPr>
+          <w:b/>
+          <w:color w:val="FF0000"/>
+          <w:sz w:val="30"/>
+        </w:rPr>
+      </w:pPr>
+      <w:r>
+        <w:rPr>
+          <w:b/>
+          <w:color w:val="FF0000"/>
+          <w:sz w:val="30"/>
+        </w:rPr>
+        <w:t xml:space="preserve">17. SCHEME OF THE CHAPTERS</w:t>
+      </w:r>
+    </w:p>
+    <w:p>
+      <w:r>
+        <w:t xml:space="preserve">This research project is organised into six formal academic chapters:</w:t>
+      </w:r>
+    </w:p>
+    <w:p>
+      <w:pPr>
+        <w:pStyle w:val="ListBullet"/>
+        <w:spacing w:after="80" w:line="288" w:lineRule="auto"/>
+      </w:pPr>
+      <w:r>
+        <w:rPr>
+          <w:b/>
+        </w:rPr>
+        <w:t xml:space="preserve">Chapter 1: Introduction &amp; Research Formulation: </w:t>
+      </w:r>
+      <w:r>
+        <w:t xml:space="preserve">Outlines the global scale of cybercrime, economic ramifications, limitations of legacy signature-based defences, project scope, research objectives, and formal hypotheses.</w:t>
+      </w:r>
+    </w:p>
+    <w:p>
+      <w:pPr>
+        <w:pStyle w:val="ListBullet"/>
+        <w:spacing w:after="80" w:line="288" w:lineRule="auto"/>
+      </w:pPr>
+      <w:r>
+        <w:rPr>
+          <w:b/>
+        </w:rPr>
+        <w:t xml:space="preserve">Chapter 2: Comprehensive Literature Review: </w:t>
+      </w:r>
+      <w:r>
+        <w:t xml:space="preserve">Synthesises scholarly research in intrusion detection, analysing class-imbalance techniques (SMOTE, ADASYN, Tomek Links), ensemble and deep learning architectures, and Explainable AI (XAI) frameworks in cybersecurity.</w:t>
+      </w:r>
+    </w:p>
+    <w:p>
+      <w:pPr>
+        <w:pStyle w:val="ListBullet"/>
+        <w:spacing w:after="80" w:line="288" w:lineRule="auto"/>
+      </w:pPr>
+      <w:r>
+        <w:rPr>
+          <w:b/>
+        </w:rPr>
+        <w:t xml:space="preserve">Chapter 3: System Architecture &amp; Research Methodology: </w:t>
+      </w:r>
+      <w:r>
+        <w:t xml:space="preserve">Details the data-ingestion pipeline, RobustScaler mathematical formulations, synthetic resampling protocols, and the modular software design of the Python detection and prevention pipeline.</w:t>
+      </w:r>
+    </w:p>
+    <w:p>
+      <w:pPr>
+        <w:pStyle w:val="ListBullet"/>
+        <w:spacing w:after="80" w:line="288" w:lineRule="auto"/>
+      </w:pPr>
+      <w:r>
+        <w:rPr>
+          <w:b/>
+        </w:rPr>
+        <w:t xml:space="preserve">Chapter 4: Implementation &amp; Experimental Results: </w:t>
+      </w:r>
+      <w:r>
+        <w:t xml:space="preserve">Presents empirical benchmarking results, Precision-Recall curves, confusion matrices, hyperparameter tuning tables, sub-100ms latency profiles, and SHAP interpretability charts.</w:t>
+      </w:r>
+    </w:p>
+    <w:p>
+      <w:pPr>
+        <w:pStyle w:val="ListBullet"/>
+        <w:spacing w:after="80" w:line="288" w:lineRule="auto"/>
+      </w:pPr>
+      <w:r>
+        <w:rPr>
+          <w:b/>
+        </w:rPr>
+        <w:t xml:space="preserve">Chapter 5: Industrial Discussion &amp; Strategic Implications: </w:t>
+      </w:r>
+      <w:r>
+        <w:t xml:space="preserve">Evaluates findings against the eight research hypotheses, analyses the cost-benefit tradeoffs of false alarms versus missed attacks, and assesses regulatory and SOC compliance readiness.</w:t>
+      </w:r>
+    </w:p>
+    <w:p>
+      <w:pPr>
+        <w:pStyle w:val="ListBullet"/>
+        <w:spacing w:after="80" w:line="288" w:lineRule="auto"/>
+      </w:pPr>
+      <w:r>
+        <w:rPr>
+          <w:b/>
+        </w:rPr>
+        <w:t xml:space="preserve">Chapter 6: Conclusion &amp; Future Scope: </w:t>
+      </w:r>
+      <w:r>
+        <w:t xml:space="preserve">Summarises major technical achievements, reviews architectural constraints, and outlines future research pathways including Graph Neural Networks (GNNs) for lateral-movement detection, federated learning across SOCs, adversarially robust training, and continuous concept-drift tracking.</w:t>
+      </w:r>
+    </w:p>
+    <w:p>
+      <w:pPr>
+        <w:keepNext/>
+        <w:spacing w:before="320"/>
+        <w:rPr>
+          <w:b/>
+          <w:color w:val="FF0000"/>
+          <w:sz w:val="30"/>
+        </w:rPr>
+      </w:pPr>
+      <w:r>
+        <w:rPr>
+          <w:b/>
+          <w:color w:val="FF0000"/>
+          <w:sz w:val="30"/>
+        </w:rPr>
+        <w:t xml:space="preserve">18. SCHOLARLY BIBLIOGRAPHY &amp; REFERENCES</w:t>
       </w:r>
     </w:p>
     <w:p>
